--- a/opportunity-report/商业机会挖掘与分析报告-完整版.docx
+++ b/opportunity-report/商业机会挖掘与分析报告-完整版.docx
@@ -10,7 +10,7 @@
         <w:rPr>
           <w:rFonts w:hint="eastAsia"/>
         </w:rPr>
-        <w:t xml:space="preserve">商业机会挖掘与分析报告</w:t>
+        <w:t xml:space="preserve">商业机会挖掘与分析报告-完整版</w:t>
       </w:r>
     </w:p>
     <w:sdt>
@@ -429,7 +429,7 @@
         <w:t xml:space="preserve">年全年</w:t>
       </w:r>
       <w:r>
-        <w:t xml:space="preserve"> 278 </w:t>
+        <w:t xml:space="preserve"> 448 </w:t>
       </w:r>
       <w:r>
         <w:rPr>
@@ -495,7 +495,7 @@
           <w:b/>
           <w:bCs/>
         </w:rPr>
-        <w:t xml:space="preserve"> 65% </w:t>
+        <w:t xml:space="preserve"> 64% </w:t>
       </w:r>
       <w:r>
         <w:rPr>
@@ -6062,13 +6062,90 @@
         <w:t xml:space="preserve">文章（去重后</w:t>
       </w:r>
       <w:r>
-        <w:t xml:space="preserve"> 431 </w:t>
-      </w:r>
-      <w:r>
-        <w:rPr>
-          <w:rFonts w:hint="eastAsia"/>
-        </w:rPr>
-        <w:t xml:space="preserve">篇候选，其中</w:t>
+        <w:t xml:space="preserve"> 507 </w:t>
+      </w:r>
+      <w:r>
+        <w:rPr>
+          <w:rFonts w:hint="eastAsia"/>
+        </w:rPr>
+        <w:t xml:space="preserve">篇候选，33</w:t>
+      </w:r>
+      <w:r>
+        <w:t xml:space="preserve"> </w:t>
+      </w:r>
+      <w:r>
+        <w:rPr>
+          <w:rFonts w:hint="eastAsia"/>
+        </w:rPr>
+        <w:t xml:space="preserve">篇因数据不足剔除，剩</w:t>
+      </w:r>
+      <w:r>
+        <w:t xml:space="preserve"> 474 </w:t>
+      </w:r>
+      <w:r>
+        <w:rPr>
+          <w:rFonts w:hint="eastAsia"/>
+        </w:rPr>
+        <w:t xml:space="preserve">篇有效候选——如实披露样本损耗与波动：Wikimedia</w:t>
+      </w:r>
+      <w:r>
+        <w:t xml:space="preserve"> API </w:t>
+      </w:r>
+      <w:r>
+        <w:rPr>
+          <w:rFonts w:hint="eastAsia"/>
+        </w:rPr>
+        <w:t xml:space="preserve">的单篇数据可用性存在小幅时点波动，2026-07-14</w:t>
+      </w:r>
+      <w:r>
+        <w:t xml:space="preserve"> </w:t>
+      </w:r>
+      <w:r>
+        <w:rPr>
+          <w:rFonts w:hint="eastAsia"/>
+        </w:rPr>
+        <w:t xml:space="preserve">首采得</w:t>
+      </w:r>
+      <w:r>
+        <w:t xml:space="preserve"> 298 </w:t>
+      </w:r>
+      <w:r>
+        <w:rPr>
+          <w:rFonts w:hint="eastAsia"/>
+        </w:rPr>
+        <w:t xml:space="preserve">篇有效候选、2026-07-18</w:t>
+      </w:r>
+      <w:r>
+        <w:t xml:space="preserve"> </w:t>
+      </w:r>
+      <w:r>
+        <w:rPr>
+          <w:rFonts w:hint="eastAsia"/>
+        </w:rPr>
+        <w:t xml:space="preserve">修复抓取重试后两次重采分别得</w:t>
+      </w:r>
+      <w:r>
+        <w:t xml:space="preserve"> 435/474 </w:t>
+      </w:r>
+      <w:r>
+        <w:rPr>
+          <w:rFonts w:hint="eastAsia"/>
+        </w:rPr>
+        <w:t xml:space="preserve">篇；</w:t>
+      </w:r>
+      <w:r>
+        <w:rPr>
+          <w:rFonts w:hint="eastAsia"/>
+          <w:b/>
+          <w:bCs/>
+        </w:rPr>
+        <w:t xml:space="preserve">全部运行的核心统计一致</w:t>
+      </w:r>
+      <w:r>
+        <w:rPr>
+          <w:rFonts w:hint="eastAsia"/>
+        </w:rPr>
+        <w:t xml:space="preserve">——半衰期中位数均为</w:t>
       </w:r>
       <w:r>
         <w:t xml:space="preserve"> 2 </w:t>
@@ -6077,34 +6154,25 @@
         <w:rPr>
           <w:rFonts w:hint="eastAsia"/>
         </w:rPr>
-        <w:t xml:space="preserve">个采样日</w:t>
-      </w:r>
-      <w:r>
-        <w:t xml:space="preserve"> API </w:t>
-      </w:r>
-      <w:r>
-        <w:rPr>
-          <w:rFonts w:hint="eastAsia"/>
-        </w:rPr>
-        <w:t xml:space="preserve">未返回数据、133</w:t>
-      </w:r>
-      <w:r>
-        <w:t xml:space="preserve"> </w:t>
-      </w:r>
-      <w:r>
-        <w:rPr>
-          <w:rFonts w:hint="eastAsia"/>
-        </w:rPr>
-        <w:t xml:space="preserve">篇因数据不足剔除，剩</w:t>
-      </w:r>
-      <w:r>
-        <w:t xml:space="preserve"> 298 </w:t>
-      </w:r>
-      <w:r>
-        <w:rPr>
-          <w:rFonts w:hint="eastAsia"/>
-        </w:rPr>
-        <w:t xml:space="preserve">篇有效候选——如实披露样本损耗）；对每篇拉取</w:t>
+        <w:t xml:space="preserve">天、前</w:t>
+      </w:r>
+      <w:r>
+        <w:t xml:space="preserve"> 3 </w:t>
+      </w:r>
+      <w:r>
+        <w:rPr>
+          <w:rFonts w:hint="eastAsia"/>
+        </w:rPr>
+        <w:t xml:space="preserve">天注意力份额</w:t>
+      </w:r>
+      <w:r>
+        <w:t xml:space="preserve"> </w:t>
+      </w:r>
+      <w:r>
+        <w:rPr>
+          <w:rFonts w:hint="eastAsia"/>
+        </w:rPr>
+        <w:t xml:space="preserve">64.4%–64.8%，结论对样本量稳健，本表采用最新完整样本）；对每篇拉取</w:t>
       </w:r>
       <w:r>
         <w:t xml:space="preserve"> ±60 </w:t>
@@ -6132,7 +6200,7 @@
           <w:b/>
           <w:bCs/>
         </w:rPr>
-        <w:t xml:space="preserve">278 </w:t>
+        <w:t xml:space="preserve">448 </w:t>
       </w:r>
       <w:r>
         <w:rPr>
@@ -6370,7 +6438,7 @@
               <w:pStyle w:val="Compact"/>
             </w:pPr>
             <w:r>
-              <w:t xml:space="preserve">4 </w:t>
+              <w:t xml:space="preserve">5 </w:t>
             </w:r>
             <w:r>
               <w:rPr>
@@ -6404,7 +6472,7 @@
               <w:pStyle w:val="Compact"/>
             </w:pPr>
             <w:r>
-              <w:t xml:space="preserve">15 </w:t>
+              <w:t xml:space="preserve">16 </w:t>
             </w:r>
             <w:r>
               <w:rPr>
@@ -6459,18 +6527,18 @@
                 <w:b/>
                 <w:bCs/>
               </w:rPr>
-              <w:t xml:space="preserve">64.8%</w:t>
-            </w:r>
-          </w:p>
-        </w:tc>
-        <w:tc>
-          <w:tcPr/>
-          <w:p>
-            <w:pPr>
-              <w:pStyle w:val="Compact"/>
-            </w:pPr>
-            <w:r>
-              <w:t xml:space="preserve">34.7%</w:t>
+              <w:t xml:space="preserve">64.4%</w:t>
+            </w:r>
+          </w:p>
+        </w:tc>
+        <w:tc>
+          <w:tcPr/>
+          <w:p>
+            <w:pPr>
+              <w:pStyle w:val="Compact"/>
+            </w:pPr>
+            <w:r>
+              <w:t xml:space="preserve">34.5%</w:t>
             </w:r>
           </w:p>
         </w:tc>
@@ -6514,7 +6582,7 @@
               <w:rPr>
                 <w:rFonts w:hint="eastAsia"/>
               </w:rPr>
-              <w:t xml:space="preserve">93.3%（278/298）</w:t>
+              <w:t xml:space="preserve">94.5%（448/474）</w:t>
             </w:r>
           </w:p>
         </w:tc>
@@ -6733,7 +6801,7 @@
         <w:t xml:space="preserve">天拿走</w:t>
       </w:r>
       <w:r>
-        <w:t xml:space="preserve"> 65% </w:t>
+        <w:t xml:space="preserve"> 64% </w:t>
       </w:r>
       <w:r>
         <w:rPr>
@@ -6850,7 +6918,7 @@
         <w:t xml:space="preserve">需</w:t>
       </w:r>
       <w:r>
-        <w:t xml:space="preserve"> 15 </w:t>
+        <w:t xml:space="preserve"> 16 </w:t>
       </w:r>
       <w:r>
         <w:rPr>
